--- a/WebAssembly_Report.docx
+++ b/WebAssembly_Report.docx
@@ -209,7 +209,6 @@
           <w:b/>
           <w:sz w:val="28"/>
           <w:szCs w:val="28"/>
-          <w:lang w:val="pt-BR"/>
         </w:rPr>
       </w:pPr>
       <w:r>
@@ -226,7 +225,6 @@
           <w:b/>
           <w:sz w:val="28"/>
           <w:szCs w:val="28"/>
-          <w:lang w:val="pt-BR"/>
         </w:rPr>
         <w:t>HA DU TUAN</w:t>
       </w:r>
@@ -244,7 +242,6 @@
           <w:b/>
           <w:sz w:val="28"/>
           <w:szCs w:val="28"/>
-          <w:lang w:val="pt-BR"/>
         </w:rPr>
         <w:t xml:space="preserve">– </w:t>
       </w:r>
@@ -253,7 +250,6 @@
           <w:b/>
           <w:sz w:val="28"/>
           <w:szCs w:val="28"/>
-          <w:lang w:val="pt-BR"/>
         </w:rPr>
         <w:t>524H0134</w:t>
       </w:r>
@@ -272,7 +268,6 @@
           <w:b/>
           <w:sz w:val="28"/>
           <w:szCs w:val="28"/>
-          <w:lang w:val="pt-BR"/>
         </w:rPr>
       </w:pPr>
       <w:r>
@@ -280,18 +275,8 @@
           <w:b/>
           <w:sz w:val="28"/>
           <w:szCs w:val="28"/>
-          <w:lang w:val="pt-BR"/>
-        </w:rPr>
-        <w:t>NG</w:t>
-      </w:r>
-      <w:r>
-        <w:rPr>
-          <w:b/>
-          <w:sz w:val="28"/>
-          <w:szCs w:val="28"/>
-          <w:lang w:val="pt-BR"/>
-        </w:rPr>
-        <w:t>UYEN DUY KHANG – 524H0017</w:t>
+        </w:rPr>
+        <w:t>NGUYEN DUY KHANG – 524H0017</w:t>
       </w:r>
     </w:p>
     <w:p>
@@ -733,7 +718,6 @@
           <w:b/>
           <w:sz w:val="28"/>
           <w:szCs w:val="28"/>
-          <w:lang w:val="pt-BR"/>
         </w:rPr>
       </w:pPr>
       <w:r>
@@ -741,7 +725,6 @@
           <w:b/>
           <w:sz w:val="28"/>
           <w:szCs w:val="28"/>
-          <w:lang w:val="pt-BR"/>
         </w:rPr>
         <w:t>HA DU TUAN</w:t>
       </w:r>
@@ -759,7 +742,6 @@
           <w:b/>
           <w:sz w:val="28"/>
           <w:szCs w:val="28"/>
-          <w:lang w:val="pt-BR"/>
         </w:rPr>
         <w:t>– 524H0134</w:t>
       </w:r>
@@ -778,7 +760,6 @@
           <w:b/>
           <w:sz w:val="28"/>
           <w:szCs w:val="28"/>
-          <w:lang w:val="pt-BR"/>
         </w:rPr>
       </w:pPr>
       <w:r>
@@ -786,18 +767,8 @@
           <w:b/>
           <w:sz w:val="28"/>
           <w:szCs w:val="28"/>
-          <w:lang w:val="pt-BR"/>
-        </w:rPr>
-        <w:t>NG</w:t>
-      </w:r>
-      <w:r>
-        <w:rPr>
-          <w:b/>
-          <w:sz w:val="28"/>
-          <w:szCs w:val="28"/>
-          <w:lang w:val="pt-BR"/>
-        </w:rPr>
-        <w:t>UYEN DUY KHANG – 524H0017</w:t>
+        </w:rPr>
+        <w:t>NGUYEN DUY KHANG – 524H0017</w:t>
       </w:r>
     </w:p>
     <w:p>
@@ -1192,18 +1163,7 @@
                 <w:sz w:val="26"/>
                 <w:szCs w:val="26"/>
               </w:rPr>
-              <m:t>1</m:t>
-            </m:r>
-            <m:r>
-              <m:rPr>
-                <m:sty m:val="p"/>
-              </m:rPr>
-              <w:rPr>
-                <w:rFonts w:ascii="Cambria Math" w:hAnsi="Cambria Math" w:cs="Times New Roman"/>
-                <w:sz w:val="26"/>
-                <w:szCs w:val="26"/>
-              </w:rPr>
-              <m:t>5</m:t>
+              <m:t>15</m:t>
             </m:r>
           </m:e>
           <m:sup>
@@ -1949,18 +1909,7 @@
                 <w:sz w:val="26"/>
                 <w:szCs w:val="26"/>
               </w:rPr>
-              <m:t>1</m:t>
-            </m:r>
-            <m:r>
-              <m:rPr>
-                <m:sty m:val="p"/>
-              </m:rPr>
-              <w:rPr>
-                <w:rFonts w:ascii="Cambria Math" w:hAnsi="Cambria Math" w:cs="Times New Roman"/>
-                <w:sz w:val="26"/>
-                <w:szCs w:val="26"/>
-              </w:rPr>
-              <m:t>5</m:t>
+              <m:t>15</m:t>
             </m:r>
           </m:e>
           <m:sup>
@@ -2083,18 +2032,7 @@
           <w:sz w:val="32"/>
           <w:szCs w:val="32"/>
         </w:rPr>
-        <w:t xml:space="preserve">                                                                                 </w:t>
-      </w:r>
-      <w:r>
-        <w:rPr>
-          <w:b/>
-          <w:bCs/>
-          <w:i/>
-          <w:iCs/>
-          <w:sz w:val="32"/>
-          <w:szCs w:val="32"/>
-        </w:rPr>
-        <w:t>Tuan</w:t>
+        <w:t xml:space="preserve">                                                                                 Tuan</w:t>
       </w:r>
       <w:r>
         <w:rPr>
@@ -2417,6 +2355,12 @@
     </w:p>
     <w:sdt>
       <w:sdtPr>
+        <w:rPr>
+          <w:rFonts w:ascii="Times New Roman" w:eastAsiaTheme="minorHAnsi" w:hAnsi="Times New Roman" w:cstheme="minorBidi"/>
+          <w:color w:val="auto"/>
+          <w:sz w:val="24"/>
+          <w:szCs w:val="24"/>
+        </w:rPr>
         <w:id w:val="740605666"/>
         <w:docPartObj>
           <w:docPartGallery w:val="Table of Contents"/>
@@ -2425,13 +2369,9 @@
       </w:sdtPr>
       <w:sdtEndPr>
         <w:rPr>
-          <w:rFonts w:ascii="Times New Roman" w:eastAsiaTheme="minorHAnsi" w:hAnsi="Times New Roman" w:cstheme="minorBidi"/>
           <w:b/>
           <w:bCs/>
           <w:noProof/>
-          <w:color w:val="auto"/>
-          <w:sz w:val="24"/>
-          <w:szCs w:val="24"/>
         </w:rPr>
       </w:sdtEndPr>
       <w:sdtContent>
@@ -2477,63 +2417,6 @@
           <w:r>
             <w:fldChar w:fldCharType="separate"/>
           </w:r>
-          <w:hyperlink w:anchor="_Toc229593537" w:history="1">
-            <w:r>
-              <w:rPr>
-                <w:rStyle w:val="Hyperlink"/>
-                <w:noProof/>
-              </w:rPr>
-              <w:t>LIST OF FIGURES</w:t>
-            </w:r>
-            <w:r>
-              <w:rPr>
-                <w:noProof/>
-                <w:webHidden/>
-              </w:rPr>
-              <w:tab/>
-            </w:r>
-            <w:r>
-              <w:rPr>
-                <w:noProof/>
-                <w:webHidden/>
-              </w:rPr>
-              <w:fldChar w:fldCharType="begin"/>
-            </w:r>
-            <w:r>
-              <w:rPr>
-                <w:noProof/>
-                <w:webHidden/>
-              </w:rPr>
-              <w:instrText xml:space="preserve"> PAGEREF _Toc229593537 \h </w:instrText>
-            </w:r>
-            <w:r>
-              <w:rPr>
-                <w:noProof/>
-                <w:webHidden/>
-              </w:rPr>
-            </w:r>
-            <w:r>
-              <w:rPr>
-                <w:noProof/>
-                <w:webHidden/>
-              </w:rPr>
-              <w:fldChar w:fldCharType="separate"/>
-            </w:r>
-            <w:r>
-              <w:rPr>
-                <w:noProof/>
-                <w:webHidden/>
-              </w:rPr>
-              <w:t>2</w:t>
-            </w:r>
-            <w:r>
-              <w:rPr>
-                <w:noProof/>
-                <w:webHidden/>
-              </w:rPr>
-              <w:fldChar w:fldCharType="end"/>
-            </w:r>
-          </w:hyperlink>
         </w:p>
         <w:p>
           <w:pPr>
@@ -4009,191 +3892,29 @@
     </w:sdt>
     <w:p>
       <w:pPr>
-        <w:pStyle w:val="TOC1"/>
-        <w:rPr>
-          <w:lang w:val="vi-VN"/>
-        </w:rPr>
-      </w:pPr>
-    </w:p>
-    <w:p>
-      <w:pPr>
         <w:pStyle w:val="Heading1"/>
-        <w:numPr>
-          <w:ilvl w:val="0"/>
-          <w:numId w:val="0"/>
-        </w:numPr>
-        <w:ind w:left="284" w:hanging="284"/>
-        <w:jc w:val="center"/>
-        <w:rPr>
-          <w:sz w:val="26"/>
-          <w:szCs w:val="26"/>
-        </w:rPr>
-      </w:pPr>
-      <w:bookmarkStart w:id="1" w:name="_Toc152077844"/>
-      <w:bookmarkStart w:id="2" w:name="_Toc229593537"/>
+      </w:pPr>
+      <w:bookmarkStart w:id="1" w:name="_Toc229593538"/>
       <w:r>
         <w:rPr>
           <w:lang w:val="en-US"/>
         </w:rPr>
-        <w:t>LIST OF FIGURES</w:t>
+        <w:t>INTRODUCTION</w:t>
       </w:r>
       <w:bookmarkEnd w:id="1"/>
+    </w:p>
+    <w:p>
+      <w:pPr>
+        <w:pStyle w:val="Heading2"/>
+      </w:pPr>
+      <w:bookmarkStart w:id="2" w:name="_Toc229593539"/>
+      <w:r>
+        <w:rPr>
+          <w:lang w:val="en-US"/>
+        </w:rPr>
+        <w:t>Overview of WebAssembly</w:t>
+      </w:r>
       <w:bookmarkEnd w:id="2"/>
-    </w:p>
-    <w:p>
-      <w:pPr>
-        <w:pStyle w:val="TableofFigures"/>
-        <w:tabs>
-          <w:tab w:val="right" w:leader="dot" w:pos="8777"/>
-        </w:tabs>
-        <w:rPr>
-          <w:rFonts w:asciiTheme="minorHAnsi" w:eastAsiaTheme="minorEastAsia" w:hAnsiTheme="minorHAnsi"/>
-          <w:noProof/>
-          <w:sz w:val="22"/>
-          <w:szCs w:val="22"/>
-          <w:lang w:val="en-GB" w:eastAsia="en-GB"/>
-        </w:rPr>
-      </w:pPr>
-      <w:r>
-        <w:fldChar w:fldCharType="begin"/>
-      </w:r>
-      <w:r>
-        <w:instrText xml:space="preserve"> TOC \h \z \c "Figure" </w:instrText>
-      </w:r>
-      <w:r>
-        <w:fldChar w:fldCharType="separate"/>
-      </w:r>
-      <w:hyperlink w:anchor="_Toc152077863" w:history="1">
-        <w:r>
-          <w:rPr>
-            <w:rStyle w:val="Hyperlink"/>
-            <w:noProof/>
-          </w:rPr>
-          <w:t>Figure 4</w:t>
-        </w:r>
-        <w:r>
-          <w:rPr>
-            <w:rStyle w:val="Hyperlink"/>
-            <w:noProof/>
-            <w:lang w:val="vi-VN"/>
-          </w:rPr>
-          <w:t>.</w:t>
-        </w:r>
-        <w:r>
-          <w:rPr>
-            <w:rStyle w:val="Hyperlink"/>
-            <w:noProof/>
-          </w:rPr>
-          <w:t>1</w:t>
-        </w:r>
-        <w:r>
-          <w:rPr>
-            <w:rStyle w:val="Hyperlink"/>
-            <w:noProof/>
-            <w:lang w:val="vi-VN"/>
-          </w:rPr>
-          <w:t>:</w:t>
-        </w:r>
-        <w:r>
-          <w:rPr>
-            <w:rStyle w:val="Hyperlink"/>
-            <w:noProof/>
-          </w:rPr>
-          <w:t xml:space="preserve"> Slider bar of home page</w:t>
-        </w:r>
-        <w:r>
-          <w:rPr>
-            <w:noProof/>
-            <w:webHidden/>
-          </w:rPr>
-          <w:tab/>
-        </w:r>
-        <w:r>
-          <w:rPr>
-            <w:noProof/>
-            <w:webHidden/>
-          </w:rPr>
-          <w:fldChar w:fldCharType="begin"/>
-        </w:r>
-        <w:r>
-          <w:rPr>
-            <w:noProof/>
-            <w:webHidden/>
-          </w:rPr>
-          <w:instrText xml:space="preserve"> PAGEREF _Toc152077863 \h </w:instrText>
-        </w:r>
-        <w:r>
-          <w:rPr>
-            <w:noProof/>
-            <w:webHidden/>
-          </w:rPr>
-        </w:r>
-        <w:r>
-          <w:rPr>
-            <w:noProof/>
-            <w:webHidden/>
-          </w:rPr>
-          <w:fldChar w:fldCharType="separate"/>
-        </w:r>
-        <w:r>
-          <w:rPr>
-            <w:noProof/>
-            <w:webHidden/>
-          </w:rPr>
-          <w:t>4</w:t>
-        </w:r>
-        <w:r>
-          <w:rPr>
-            <w:noProof/>
-            <w:webHidden/>
-          </w:rPr>
-          <w:fldChar w:fldCharType="end"/>
-        </w:r>
-      </w:hyperlink>
-    </w:p>
-    <w:p>
-      <w:pPr>
-        <w:spacing w:after="200" w:line="276" w:lineRule="auto"/>
-        <w:rPr>
-          <w:b/>
-          <w:sz w:val="32"/>
-          <w:szCs w:val="32"/>
-          <w:lang w:val="vi-VN"/>
-        </w:rPr>
-      </w:pPr>
-      <w:r>
-        <w:fldChar w:fldCharType="end"/>
-      </w:r>
-      <w:r>
-        <w:br w:type="page"/>
-      </w:r>
-    </w:p>
-    <w:p>
-      <w:pPr>
-        <w:pStyle w:val="Heading1"/>
-      </w:pPr>
-      <w:bookmarkStart w:id="3" w:name="_Toc229593538"/>
-      <w:r>
-        <w:rPr>
-          <w:lang w:val="en-US"/>
-        </w:rPr>
-        <w:lastRenderedPageBreak/>
-        <w:t>INTRODUCTION</w:t>
-      </w:r>
-      <w:bookmarkEnd w:id="3"/>
-    </w:p>
-    <w:p>
-      <w:pPr>
-        <w:pStyle w:val="Heading2"/>
-      </w:pPr>
-      <w:bookmarkStart w:id="4" w:name="_Toc229593539"/>
-      <w:r>
-        <w:rPr>
-          <w:lang w:val="en-US"/>
-        </w:rPr>
-        <w:t>Overview of WebAssembly</w:t>
-      </w:r>
-      <w:bookmarkEnd w:id="4"/>
     </w:p>
     <w:p>
       <w:pPr>
@@ -4226,14 +3947,14 @@
       <w:pPr>
         <w:pStyle w:val="Heading2"/>
       </w:pPr>
-      <w:bookmarkStart w:id="5" w:name="_Toc229593540"/>
+      <w:bookmarkStart w:id="3" w:name="_Toc229593540"/>
       <w:r>
         <w:rPr>
           <w:lang w:val="en-US"/>
         </w:rPr>
         <w:t>Motivation and Scope</w:t>
       </w:r>
-      <w:bookmarkEnd w:id="5"/>
+      <w:bookmarkEnd w:id="3"/>
     </w:p>
     <w:p>
       <w:pPr>
@@ -4265,7 +3986,7 @@
       <w:pPr>
         <w:pStyle w:val="Heading1"/>
       </w:pPr>
-      <w:bookmarkStart w:id="6" w:name="_Toc229593541"/>
+      <w:bookmarkStart w:id="4" w:name="_Toc229593541"/>
       <w:r>
         <w:rPr>
           <w:lang w:val="en-US"/>
@@ -4273,20 +3994,20 @@
         <w:lastRenderedPageBreak/>
         <w:t>THEORETICAL BASIS</w:t>
       </w:r>
-      <w:bookmarkEnd w:id="6"/>
+      <w:bookmarkEnd w:id="4"/>
     </w:p>
     <w:p>
       <w:pPr>
         <w:pStyle w:val="Heading2"/>
       </w:pPr>
-      <w:bookmarkStart w:id="7" w:name="_Toc229593542"/>
+      <w:bookmarkStart w:id="5" w:name="_Toc229593542"/>
       <w:r>
         <w:rPr>
           <w:lang w:val="en-US"/>
         </w:rPr>
         <w:t>Historical Background</w:t>
       </w:r>
-      <w:bookmarkEnd w:id="7"/>
+      <w:bookmarkEnd w:id="5"/>
     </w:p>
     <w:p>
       <w:pPr>
@@ -4385,24 +4106,24 @@
       <w:pPr>
         <w:pStyle w:val="Heading2"/>
       </w:pPr>
-      <w:bookmarkStart w:id="8" w:name="_Toc229593543"/>
+      <w:bookmarkStart w:id="6" w:name="_Toc229593543"/>
       <w:r>
         <w:rPr>
           <w:lang w:val="en-US"/>
         </w:rPr>
         <w:t>Technical Architecture</w:t>
       </w:r>
-      <w:bookmarkEnd w:id="8"/>
+      <w:bookmarkEnd w:id="6"/>
     </w:p>
     <w:p>
       <w:pPr>
         <w:pStyle w:val="Heading3"/>
       </w:pPr>
-      <w:bookmarkStart w:id="9" w:name="_Toc229593544"/>
+      <w:bookmarkStart w:id="7" w:name="_Toc229593544"/>
       <w:r>
         <w:t>Stack-Based Virtual Machine</w:t>
       </w:r>
-      <w:bookmarkEnd w:id="9"/>
+      <w:bookmarkEnd w:id="7"/>
     </w:p>
     <w:p>
       <w:pPr>
@@ -4421,14 +4142,14 @@
       <w:pPr>
         <w:pStyle w:val="Heading3"/>
       </w:pPr>
-      <w:bookmarkStart w:id="10" w:name="_Toc229593545"/>
+      <w:bookmarkStart w:id="8" w:name="_Toc229593545"/>
       <w:r>
         <w:t>Linear Memory Mode</w:t>
       </w:r>
       <w:r>
         <w:t>l</w:t>
       </w:r>
-      <w:bookmarkEnd w:id="10"/>
+      <w:bookmarkEnd w:id="8"/>
     </w:p>
     <w:p>
       <w:pPr>
@@ -4443,11 +4164,11 @@
       <w:pPr>
         <w:pStyle w:val="Heading3"/>
       </w:pPr>
-      <w:bookmarkStart w:id="11" w:name="_Toc229593546"/>
+      <w:bookmarkStart w:id="9" w:name="_Toc229593546"/>
       <w:r>
         <w:t>Module, Instance, and Import/Export</w:t>
       </w:r>
-      <w:bookmarkEnd w:id="11"/>
+      <w:bookmarkEnd w:id="9"/>
     </w:p>
     <w:p>
       <w:pPr>
@@ -4462,11 +4183,11 @@
       <w:pPr>
         <w:pStyle w:val="Heading3"/>
       </w:pPr>
-      <w:bookmarkStart w:id="12" w:name="_Toc229593547"/>
+      <w:bookmarkStart w:id="10" w:name="_Toc229593547"/>
       <w:r>
         <w:t>Sandbox Security Model</w:t>
       </w:r>
-      <w:bookmarkEnd w:id="12"/>
+      <w:bookmarkEnd w:id="10"/>
     </w:p>
     <w:p>
       <w:pPr>
@@ -4481,14 +4202,14 @@
       <w:pPr>
         <w:pStyle w:val="Heading2"/>
       </w:pPr>
-      <w:bookmarkStart w:id="13" w:name="_Toc229593548"/>
+      <w:bookmarkStart w:id="11" w:name="_Toc229593548"/>
       <w:r>
         <w:rPr>
           <w:lang w:val="en-US"/>
         </w:rPr>
         <w:t>Compile Toolchain</w:t>
       </w:r>
-      <w:bookmarkEnd w:id="13"/>
+      <w:bookmarkEnd w:id="11"/>
     </w:p>
     <w:p>
       <w:pPr>
@@ -4538,7 +4259,7 @@
       <w:pPr>
         <w:pStyle w:val="Heading1"/>
       </w:pPr>
-      <w:bookmarkStart w:id="14" w:name="_Toc229593549"/>
+      <w:bookmarkStart w:id="12" w:name="_Toc229593549"/>
       <w:r>
         <w:rPr>
           <w:lang w:val="en-US"/>
@@ -4546,20 +4267,20 @@
         <w:lastRenderedPageBreak/>
         <w:t>DESIGNING AND IMPLEMENTING</w:t>
       </w:r>
-      <w:bookmarkEnd w:id="14"/>
+      <w:bookmarkEnd w:id="12"/>
     </w:p>
     <w:p>
       <w:pPr>
         <w:pStyle w:val="Heading2"/>
       </w:pPr>
-      <w:bookmarkStart w:id="15" w:name="_Toc229593550"/>
+      <w:bookmarkStart w:id="13" w:name="_Toc229593550"/>
       <w:r>
         <w:rPr>
           <w:lang w:val="en-US"/>
         </w:rPr>
         <w:t>System Architecture — UML Diagrams</w:t>
       </w:r>
-      <w:bookmarkEnd w:id="15"/>
+      <w:bookmarkEnd w:id="13"/>
     </w:p>
     <w:p>
       <w:pPr>
@@ -4900,14 +4621,14 @@
       <w:pPr>
         <w:pStyle w:val="Heading2"/>
       </w:pPr>
-      <w:bookmarkStart w:id="16" w:name="_Toc229593551"/>
+      <w:bookmarkStart w:id="14" w:name="_Toc229593551"/>
       <w:r>
         <w:rPr>
           <w:lang w:val="en-US"/>
         </w:rPr>
         <w:t>Key Implementation Considerations</w:t>
       </w:r>
-      <w:bookmarkEnd w:id="16"/>
+      <w:bookmarkEnd w:id="14"/>
     </w:p>
     <w:p>
       <w:pPr>
@@ -4951,7 +4672,7 @@
       <w:pPr>
         <w:pStyle w:val="Heading1"/>
       </w:pPr>
-      <w:bookmarkStart w:id="17" w:name="_Toc229593552"/>
+      <w:bookmarkStart w:id="15" w:name="_Toc229593552"/>
       <w:r>
         <w:rPr>
           <w:lang w:val="en-US"/>
@@ -4959,20 +4680,20 @@
         <w:lastRenderedPageBreak/>
         <w:t>RESULT</w:t>
       </w:r>
-      <w:bookmarkEnd w:id="17"/>
+      <w:bookmarkEnd w:id="15"/>
     </w:p>
     <w:p>
       <w:pPr>
         <w:pStyle w:val="Heading2"/>
       </w:pPr>
-      <w:bookmarkStart w:id="18" w:name="_Toc229593553"/>
+      <w:bookmarkStart w:id="16" w:name="_Toc229593553"/>
       <w:r>
         <w:rPr>
           <w:lang w:val="en-US"/>
         </w:rPr>
         <w:t>Performance Comparison</w:t>
       </w:r>
-      <w:bookmarkEnd w:id="18"/>
+      <w:bookmarkEnd w:id="16"/>
     </w:p>
     <w:p>
       <w:pPr>
@@ -4987,14 +4708,14 @@
       <w:pPr>
         <w:pStyle w:val="Heading2"/>
       </w:pPr>
-      <w:bookmarkStart w:id="19" w:name="_Toc229593554"/>
+      <w:bookmarkStart w:id="17" w:name="_Toc229593554"/>
       <w:r>
         <w:rPr>
           <w:lang w:val="en-US"/>
         </w:rPr>
         <w:t>Advantages and Disadvantages</w:t>
       </w:r>
-      <w:bookmarkEnd w:id="19"/>
+      <w:bookmarkEnd w:id="17"/>
     </w:p>
     <w:p>
       <w:pPr>
@@ -5026,7 +4747,7 @@
       <w:pPr>
         <w:pStyle w:val="Heading1"/>
       </w:pPr>
-      <w:bookmarkStart w:id="20" w:name="_Toc229593555"/>
+      <w:bookmarkStart w:id="18" w:name="_Toc229593555"/>
       <w:r>
         <w:rPr>
           <w:lang w:val="en-US"/>
@@ -5034,20 +4755,20 @@
         <w:lastRenderedPageBreak/>
         <w:t>CONCLUSION</w:t>
       </w:r>
-      <w:bookmarkEnd w:id="20"/>
+      <w:bookmarkEnd w:id="18"/>
     </w:p>
     <w:p>
       <w:pPr>
         <w:pStyle w:val="Heading2"/>
       </w:pPr>
-      <w:bookmarkStart w:id="21" w:name="_Toc229593556"/>
+      <w:bookmarkStart w:id="19" w:name="_Toc229593556"/>
       <w:r>
         <w:rPr>
           <w:lang w:val="en-US"/>
         </w:rPr>
         <w:t>Summary</w:t>
       </w:r>
-      <w:bookmarkEnd w:id="21"/>
+      <w:bookmarkEnd w:id="19"/>
     </w:p>
     <w:p>
       <w:pPr>
@@ -5071,14 +4792,14 @@
       <w:pPr>
         <w:pStyle w:val="Heading2"/>
       </w:pPr>
-      <w:bookmarkStart w:id="22" w:name="_Toc229593557"/>
+      <w:bookmarkStart w:id="20" w:name="_Toc229593557"/>
       <w:r>
         <w:rPr>
           <w:lang w:val="en-US"/>
         </w:rPr>
         <w:t>Potential and Development Directions</w:t>
       </w:r>
-      <w:bookmarkEnd w:id="22"/>
+      <w:bookmarkEnd w:id="20"/>
     </w:p>
     <w:p>
       <w:pPr>
@@ -5098,8 +4819,47 @@
     <w:p>
       <w:pPr>
         <w:pStyle w:val="Nidungvnbn"/>
-        <w:ind w:firstLine="284"/>
-      </w:pPr>
+        <w:ind w:firstLine="0"/>
+        <w:jc w:val="left"/>
+      </w:pPr>
+      <w:r>
+        <w:t xml:space="preserve">Link GitHub: </w:t>
+      </w:r>
+      <w:hyperlink r:id="rId15" w:history="1">
+        <w:r>
+          <w:rPr>
+            <w:rStyle w:val="Hyperlink"/>
+          </w:rPr>
+          <w:t>https://github.com/khanglhlt</w:t>
+        </w:r>
+        <w:r>
+          <w:rPr>
+            <w:rStyle w:val="Hyperlink"/>
+          </w:rPr>
+          <w:t xml:space="preserve"> </w:t>
+        </w:r>
+        <w:r>
+          <w:rPr>
+            <w:rStyle w:val="Hyperlink"/>
+          </w:rPr>
+          <w:t>hash/Web_Program_and_Application_Mid_Term</w:t>
+        </w:r>
+      </w:hyperlink>
+    </w:p>
+    <w:p>
+      <w:pPr>
+        <w:pStyle w:val="Nidungvnbn"/>
+        <w:ind w:firstLine="0"/>
+      </w:pPr>
+    </w:p>
+    <w:p>
+      <w:pPr>
+        <w:pStyle w:val="Nidungvnbn"/>
+        <w:ind w:firstLine="0"/>
+      </w:pPr>
+      <w:r>
+        <w:t xml:space="preserve">Link Video Demo: </w:t>
+      </w:r>
     </w:p>
     <w:p>
       <w:pPr>
@@ -5113,8 +4873,8 @@
         <w:ind w:firstLine="284"/>
       </w:pPr>
     </w:p>
-    <w:bookmarkStart w:id="23" w:name="_Toc229593558" w:displacedByCustomXml="next"/>
-    <w:bookmarkStart w:id="24" w:name="_Toc152077862" w:displacedByCustomXml="next"/>
+    <w:bookmarkStart w:id="21" w:name="_Toc152077862" w:displacedByCustomXml="next"/>
+    <w:bookmarkStart w:id="22" w:name="_Toc229593558" w:displacedByCustomXml="next"/>
     <w:sdt>
       <w:sdtPr>
         <w:rPr>
@@ -5154,8 +4914,8 @@
             </w:rPr>
             <w:t>EFERENCES</w:t>
           </w:r>
-          <w:bookmarkEnd w:id="24"/>
-          <w:bookmarkEnd w:id="23"/>
+          <w:bookmarkEnd w:id="22"/>
+          <w:bookmarkEnd w:id="21"/>
         </w:p>
         <w:p>
           <w:pPr>
@@ -5322,7 +5082,7 @@
       </w:pPr>
     </w:p>
     <w:sectPr>
-      <w:headerReference w:type="default" r:id="rId15"/>
+      <w:headerReference w:type="default" r:id="rId16"/>
       <w:pgSz w:w="11906" w:h="16838" w:code="9"/>
       <w:pgMar w:top="1985" w:right="1134" w:bottom="1701" w:left="1985" w:header="720" w:footer="720" w:gutter="0"/>
       <w:pgNumType w:start="1"/>
@@ -12042,6 +11802,18 @@
       <w:shd w:val="clear" w:color="auto" w:fill="E1DFDD"/>
     </w:rPr>
   </w:style>
+  <w:style w:type="character" w:styleId="UnresolvedMention">
+    <w:name w:val="Unresolved Mention"/>
+    <w:basedOn w:val="DefaultParagraphFont"/>
+    <w:uiPriority w:val="99"/>
+    <w:semiHidden/>
+    <w:unhideWhenUsed/>
+    <w:rsid w:val="00631C0A"/>
+    <w:rPr>
+      <w:color w:val="605E5C"/>
+      <w:shd w:val="clear" w:color="auto" w:fill="E1DFDD"/>
+    </w:rPr>
+  </w:style>
 </w:styles>
 </file>
 
